--- a/Template Report/Sample Report - Copy.docx
+++ b/Template Report/Sample Report - Copy.docx
@@ -89,6 +89,7 @@
             <w:dataBinding w:prefixMappings="xmlns:ns0='http://purl.org/dc/elements/1.1/' xmlns:ns1='http://schemas.openxmlformats.org/package/2006/metadata/core-properties' " w:xpath="/ns1:coreProperties[1]/ns0:title[1]" w:storeItemID="{6C3C8BC8-F283-45AE-878A-BAB7291924A1}"/>
             <w:text/>
           </w:sdtPr>
+          <w:sdtEndPr/>
           <w:sdtContent>
             <w:tc>
               <w:tcPr>
@@ -106,6 +107,7 @@
                     <w:highlight w:val="yellow"/>
                   </w:rPr>
                 </w:pPr>
+                <w:proofErr w:type="spellStart"/>
                 <w:r>
                   <w:rPr>
                     <w:rFonts w:asciiTheme="minorHAnsi" w:hAnsiTheme="minorHAnsi"/>
@@ -114,8 +116,9 @@
                     <w:szCs w:val="22"/>
                     <w:highlight w:val="yellow"/>
                   </w:rPr>
-                  <w:t>Cargill Food Solutions</w:t>
+                  <w:t>Clifty</w:t>
                 </w:r>
+                <w:proofErr w:type="spellEnd"/>
               </w:p>
             </w:tc>
           </w:sdtContent>
@@ -175,6 +178,7 @@
             <w:dataBinding w:prefixMappings="xmlns:ns0='http://purl.org/dc/elements/1.1/' xmlns:ns1='http://schemas.openxmlformats.org/package/2006/metadata/core-properties' " w:xpath="/ns1:coreProperties[1]/ns0:subject[1]" w:storeItemID="{6C3C8BC8-F283-45AE-878A-BAB7291924A1}"/>
             <w:text/>
           </w:sdtPr>
+          <w:sdtEndPr/>
           <w:sdtContent>
             <w:tc>
               <w:tcPr>
@@ -198,16 +202,7 @@
                     <w:szCs w:val="22"/>
                     <w:highlight w:val="yellow"/>
                   </w:rPr>
-                  <w:t>Inspection of the</w:t>
-                </w:r>
-                <w:r>
-                  <w:rPr>
-                    <w:rFonts w:asciiTheme="minorHAnsi" w:hAnsiTheme="minorHAnsi"/>
-                    <w:sz w:val="22"/>
-                    <w:szCs w:val="22"/>
-                    <w:highlight w:val="yellow"/>
-                  </w:rPr>
-                  <w:t xml:space="preserve"> FRP Fructose Vessel ‘A’</w:t>
+                  <w:t>Inspection</w:t>
                 </w:r>
               </w:p>
             </w:tc>
@@ -296,7 +291,7 @@
                 <w:szCs w:val="22"/>
                 <w:highlight w:val="yellow"/>
               </w:rPr>
-              <w:t>customer address</w:t>
+              <w:t>Abbey Road 101</w:t>
             </w:r>
             <w:r>
               <w:rPr>
@@ -349,6 +344,7 @@
                 <w:sz w:val="22"/>
                 <w:szCs w:val="22"/>
                 <w:highlight w:val="yellow"/>
+                <w:lang w:val="es-CL"/>
               </w:rPr>
               <w:alias w:val="Author"/>
               <w:tag w:val=""/>
@@ -359,6 +355,7 @@
               <w:dataBinding w:prefixMappings="xmlns:ns0='http://purl.org/dc/elements/1.1/' xmlns:ns1='http://schemas.openxmlformats.org/package/2006/metadata/core-properties' " w:xpath="/ns1:coreProperties[1]/ns0:creator[1]" w:storeItemID="{6C3C8BC8-F283-45AE-878A-BAB7291924A1}"/>
               <w:text/>
             </w:sdtPr>
+            <w:sdtEndPr/>
             <w:sdtContent>
               <w:p>
                 <w:pPr>
@@ -368,6 +365,7 @@
                     <w:sz w:val="22"/>
                     <w:szCs w:val="22"/>
                     <w:highlight w:val="yellow"/>
+                    <w:lang w:val="es-CL"/>
                   </w:rPr>
                 </w:pPr>
                 <w:r>
@@ -376,8 +374,9 @@
                     <w:sz w:val="22"/>
                     <w:szCs w:val="22"/>
                     <w:highlight w:val="yellow"/>
+                    <w:lang w:val="es-CL"/>
                   </w:rPr>
-                  <w:t>Jean-Guy Gilbert</w:t>
+                  <w:t>Pedro Motta</w:t>
                 </w:r>
               </w:p>
             </w:sdtContent>
@@ -390,6 +389,7 @@
                 <w:sz w:val="22"/>
                 <w:szCs w:val="22"/>
                 <w:highlight w:val="yellow"/>
+                <w:lang w:val="es-CL"/>
               </w:rPr>
             </w:pPr>
             <w:r>
@@ -399,7 +399,7 @@
                 <w:szCs w:val="22"/>
                 <w:highlight w:val="yellow"/>
               </w:rPr>
-              <w:t xml:space="preserve">MAS </w:t>
+              <w:fldChar w:fldCharType="begin"/>
             </w:r>
             <w:r>
               <w:rPr>
@@ -407,8 +407,49 @@
                 <w:sz w:val="22"/>
                 <w:szCs w:val="22"/>
                 <w:highlight w:val="yellow"/>
-              </w:rPr>
-              <w:t>Inspection Manager</w:t>
+                <w:lang w:val="es-CL"/>
+              </w:rPr>
+              <w:instrText xml:space="preserve"> DOCPROPERTY  "author title"  \* MERGEFORMAT </w:instrText>
+            </w:r>
+            <w:r>
+              <w:rPr>
+                <w:rFonts w:asciiTheme="minorHAnsi" w:hAnsiTheme="minorHAnsi"/>
+                <w:sz w:val="22"/>
+                <w:szCs w:val="22"/>
+                <w:highlight w:val="yellow"/>
+              </w:rPr>
+              <w:fldChar w:fldCharType="separate"/>
+            </w:r>
+            <w:r>
+              <w:rPr>
+                <w:rFonts w:asciiTheme="minorHAnsi" w:hAnsiTheme="minorHAnsi"/>
+                <w:sz w:val="22"/>
+                <w:szCs w:val="22"/>
+                <w:highlight w:val="yellow"/>
+                <w:lang w:val="es-CL"/>
+              </w:rPr>
+              <w:t xml:space="preserve">O </w:t>
+            </w:r>
+            <w:proofErr w:type="spellStart"/>
+            <w:r>
+              <w:rPr>
+                <w:rFonts w:asciiTheme="minorHAnsi" w:hAnsiTheme="minorHAnsi"/>
+                <w:sz w:val="22"/>
+                <w:szCs w:val="22"/>
+                <w:highlight w:val="yellow"/>
+                <w:lang w:val="es-CL"/>
+              </w:rPr>
+              <w:t>Foda</w:t>
+            </w:r>
+            <w:proofErr w:type="spellEnd"/>
+            <w:r>
+              <w:rPr>
+                <w:rFonts w:asciiTheme="minorHAnsi" w:hAnsiTheme="minorHAnsi"/>
+                <w:sz w:val="22"/>
+                <w:szCs w:val="22"/>
+                <w:highlight w:val="yellow"/>
+              </w:rPr>
+              <w:fldChar w:fldCharType="end"/>
             </w:r>
           </w:p>
         </w:tc>
@@ -468,7 +509,43 @@
                 <w:szCs w:val="22"/>
                 <w:highlight w:val="yellow"/>
               </w:rPr>
-              <w:t>customer contact</w:t>
+              <w:fldChar w:fldCharType="begin"/>
+            </w:r>
+            <w:r>
+              <w:rPr>
+                <w:rFonts w:asciiTheme="minorHAnsi" w:hAnsiTheme="minorHAnsi"/>
+                <w:sz w:val="22"/>
+                <w:szCs w:val="22"/>
+                <w:highlight w:val="yellow"/>
+              </w:rPr>
+              <w:instrText xml:space="preserve"> DOCPROPERTY  "customer contact"  \* MERGEFORMAT </w:instrText>
+            </w:r>
+            <w:r>
+              <w:rPr>
+                <w:rFonts w:asciiTheme="minorHAnsi" w:hAnsiTheme="minorHAnsi"/>
+                <w:sz w:val="22"/>
+                <w:szCs w:val="22"/>
+                <w:highlight w:val="yellow"/>
+              </w:rPr>
+              <w:fldChar w:fldCharType="separate"/>
+            </w:r>
+            <w:r>
+              <w:rPr>
+                <w:rFonts w:asciiTheme="minorHAnsi" w:hAnsiTheme="minorHAnsi"/>
+                <w:sz w:val="22"/>
+                <w:szCs w:val="22"/>
+                <w:highlight w:val="yellow"/>
+              </w:rPr>
+              <w:t>John Doe</w:t>
+            </w:r>
+            <w:r>
+              <w:rPr>
+                <w:rFonts w:asciiTheme="minorHAnsi" w:hAnsiTheme="minorHAnsi"/>
+                <w:sz w:val="22"/>
+                <w:szCs w:val="22"/>
+                <w:highlight w:val="yellow"/>
+              </w:rPr>
+              <w:fldChar w:fldCharType="end"/>
             </w:r>
           </w:p>
         </w:tc>
@@ -524,7 +601,47 @@
                 <w:szCs w:val="22"/>
                 <w:highlight w:val="yellow"/>
               </w:rPr>
-              <w:t>Maverick Applied Science, Inc.</w:t>
+              <w:fldChar w:fldCharType="begin"/>
+            </w:r>
+            <w:r>
+              <w:rPr>
+                <w:rFonts w:asciiTheme="minorHAnsi" w:hAnsiTheme="minorHAnsi"/>
+                <w:b/>
+                <w:sz w:val="22"/>
+                <w:szCs w:val="22"/>
+                <w:highlight w:val="yellow"/>
+              </w:rPr>
+              <w:instrText xml:space="preserve"> DOCPROPERTY  company  \* MERGEFORMAT </w:instrText>
+            </w:r>
+            <w:r>
+              <w:rPr>
+                <w:rFonts w:asciiTheme="minorHAnsi" w:hAnsiTheme="minorHAnsi"/>
+                <w:b/>
+                <w:sz w:val="22"/>
+                <w:szCs w:val="22"/>
+                <w:highlight w:val="yellow"/>
+              </w:rPr>
+              <w:fldChar w:fldCharType="separate"/>
+            </w:r>
+            <w:r>
+              <w:rPr>
+                <w:rFonts w:asciiTheme="minorHAnsi" w:hAnsiTheme="minorHAnsi"/>
+                <w:b/>
+                <w:sz w:val="22"/>
+                <w:szCs w:val="22"/>
+                <w:highlight w:val="yellow"/>
+              </w:rPr>
+              <w:t>Maverick</w:t>
+            </w:r>
+            <w:r>
+              <w:rPr>
+                <w:rFonts w:asciiTheme="minorHAnsi" w:hAnsiTheme="minorHAnsi"/>
+                <w:b/>
+                <w:sz w:val="22"/>
+                <w:szCs w:val="22"/>
+                <w:highlight w:val="yellow"/>
+              </w:rPr>
+              <w:fldChar w:fldCharType="end"/>
             </w:r>
           </w:p>
         </w:tc>
@@ -586,7 +703,59 @@
                 <w:szCs w:val="22"/>
                 <w:highlight w:val="yellow"/>
               </w:rPr>
-              <w:t>Inspection site</w:t>
+              <w:fldChar w:fldCharType="begin"/>
+            </w:r>
+            <w:r>
+              <w:rPr>
+                <w:rFonts w:asciiTheme="minorHAnsi" w:hAnsiTheme="minorHAnsi"/>
+                <w:b/>
+                <w:sz w:val="22"/>
+                <w:szCs w:val="22"/>
+                <w:highlight w:val="yellow"/>
+              </w:rPr>
+              <w:instrText xml:space="preserve"> DOCPROPERTY  "inspection site"  \* MERGEFORMAT </w:instrText>
+            </w:r>
+            <w:r>
+              <w:rPr>
+                <w:rFonts w:asciiTheme="minorHAnsi" w:hAnsiTheme="minorHAnsi"/>
+                <w:b/>
+                <w:sz w:val="22"/>
+                <w:szCs w:val="22"/>
+                <w:highlight w:val="yellow"/>
+              </w:rPr>
+              <w:fldChar w:fldCharType="separate"/>
+            </w:r>
+            <w:proofErr w:type="spellStart"/>
+            <w:r>
+              <w:rPr>
+                <w:rFonts w:asciiTheme="minorHAnsi" w:hAnsiTheme="minorHAnsi"/>
+                <w:b/>
+                <w:sz w:val="22"/>
+                <w:szCs w:val="22"/>
+                <w:highlight w:val="yellow"/>
+              </w:rPr>
+              <w:t>Clifty</w:t>
+            </w:r>
+            <w:proofErr w:type="spellEnd"/>
+            <w:r>
+              <w:rPr>
+                <w:rFonts w:asciiTheme="minorHAnsi" w:hAnsiTheme="minorHAnsi"/>
+                <w:b/>
+                <w:sz w:val="22"/>
+                <w:szCs w:val="22"/>
+                <w:highlight w:val="yellow"/>
+              </w:rPr>
+              <w:t xml:space="preserve"> Creek Plant</w:t>
+            </w:r>
+            <w:r>
+              <w:rPr>
+                <w:rFonts w:asciiTheme="minorHAnsi" w:hAnsiTheme="minorHAnsi"/>
+                <w:b/>
+                <w:sz w:val="22"/>
+                <w:szCs w:val="22"/>
+                <w:highlight w:val="yellow"/>
+              </w:rPr>
+              <w:fldChar w:fldCharType="end"/>
             </w:r>
           </w:p>
         </w:tc>
@@ -667,7 +836,43 @@
                 <w:szCs w:val="22"/>
                 <w:highlight w:val="yellow"/>
               </w:rPr>
-              <w:t>(205) 644-2251</w:t>
+              <w:fldChar w:fldCharType="begin"/>
+            </w:r>
+            <w:r>
+              <w:rPr>
+                <w:rFonts w:asciiTheme="minorHAnsi" w:hAnsiTheme="minorHAnsi"/>
+                <w:sz w:val="22"/>
+                <w:szCs w:val="22"/>
+                <w:highlight w:val="yellow"/>
+              </w:rPr>
+              <w:instrText xml:space="preserve"> DOCPROPERTY  "maverick contact info cell"  \* MERGEFORMAT </w:instrText>
+            </w:r>
+            <w:r>
+              <w:rPr>
+                <w:rFonts w:asciiTheme="minorHAnsi" w:hAnsiTheme="minorHAnsi"/>
+                <w:sz w:val="22"/>
+                <w:szCs w:val="22"/>
+                <w:highlight w:val="yellow"/>
+              </w:rPr>
+              <w:fldChar w:fldCharType="separate"/>
+            </w:r>
+            <w:r>
+              <w:rPr>
+                <w:rFonts w:asciiTheme="minorHAnsi" w:hAnsiTheme="minorHAnsi"/>
+                <w:sz w:val="22"/>
+                <w:szCs w:val="22"/>
+                <w:highlight w:val="yellow"/>
+              </w:rPr>
+              <w:t>696-2424-420</w:t>
+            </w:r>
+            <w:r>
+              <w:rPr>
+                <w:rFonts w:asciiTheme="minorHAnsi" w:hAnsiTheme="minorHAnsi"/>
+                <w:sz w:val="22"/>
+                <w:szCs w:val="22"/>
+                <w:highlight w:val="yellow"/>
+              </w:rPr>
+              <w:fldChar w:fldCharType="end"/>
             </w:r>
           </w:p>
           <w:p>
@@ -698,7 +903,7 @@
                 <w:highlight w:val="yellow"/>
                 <w:u w:val="single"/>
               </w:rPr>
-              <w:t>jggilbert</w:t>
+              <w:fldChar w:fldCharType="begin"/>
             </w:r>
             <w:r>
               <w:rPr>
@@ -709,7 +914,7 @@
                 <w:highlight w:val="yellow"/>
                 <w:u w:val="single"/>
               </w:rPr>
-              <w:t>@</w:t>
+              <w:instrText xml:space="preserve"> DOCPROPERTY  "maverick contact info email"  \* MERGEFORMAT </w:instrText>
             </w:r>
             <w:r>
               <w:rPr>
@@ -720,7 +925,29 @@
                 <w:highlight w:val="yellow"/>
                 <w:u w:val="single"/>
               </w:rPr>
-              <w:t>mas-mss.com</w:t>
+              <w:fldChar w:fldCharType="separate"/>
+            </w:r>
+            <w:r>
+              <w:rPr>
+                <w:rFonts w:asciiTheme="minorHAnsi" w:hAnsiTheme="minorHAnsi"/>
+                <w:color w:val="0070C0"/>
+                <w:sz w:val="22"/>
+                <w:szCs w:val="22"/>
+                <w:highlight w:val="yellow"/>
+                <w:u w:val="single"/>
+              </w:rPr>
+              <w:t>myemail@gmail.com</w:t>
+            </w:r>
+            <w:r>
+              <w:rPr>
+                <w:rFonts w:asciiTheme="minorHAnsi" w:hAnsiTheme="minorHAnsi"/>
+                <w:color w:val="0070C0"/>
+                <w:sz w:val="22"/>
+                <w:szCs w:val="22"/>
+                <w:highlight w:val="yellow"/>
+                <w:u w:val="single"/>
+              </w:rPr>
+              <w:fldChar w:fldCharType="end"/>
             </w:r>
           </w:p>
         </w:tc>
@@ -780,7 +1007,43 @@
                 <w:szCs w:val="22"/>
                 <w:highlight w:val="yellow"/>
               </w:rPr>
-              <w:t>customer po num</w:t>
+              <w:fldChar w:fldCharType="begin"/>
+            </w:r>
+            <w:r>
+              <w:rPr>
+                <w:rFonts w:asciiTheme="minorHAnsi" w:hAnsiTheme="minorHAnsi"/>
+                <w:sz w:val="22"/>
+                <w:szCs w:val="22"/>
+                <w:highlight w:val="yellow"/>
+              </w:rPr>
+              <w:instrText xml:space="preserve"> DOCPROPERTY  "customer po num"  \* MERGEFORMAT </w:instrText>
+            </w:r>
+            <w:r>
+              <w:rPr>
+                <w:rFonts w:asciiTheme="minorHAnsi" w:hAnsiTheme="minorHAnsi"/>
+                <w:sz w:val="22"/>
+                <w:szCs w:val="22"/>
+                <w:highlight w:val="yellow"/>
+              </w:rPr>
+              <w:fldChar w:fldCharType="separate"/>
+            </w:r>
+            <w:r>
+              <w:rPr>
+                <w:rFonts w:asciiTheme="minorHAnsi" w:hAnsiTheme="minorHAnsi"/>
+                <w:sz w:val="22"/>
+                <w:szCs w:val="22"/>
+                <w:highlight w:val="yellow"/>
+              </w:rPr>
+              <w:t>34004555</w:t>
+            </w:r>
+            <w:r>
+              <w:rPr>
+                <w:rFonts w:asciiTheme="minorHAnsi" w:hAnsiTheme="minorHAnsi"/>
+                <w:sz w:val="22"/>
+                <w:szCs w:val="22"/>
+                <w:highlight w:val="yellow"/>
+              </w:rPr>
+              <w:fldChar w:fldCharType="end"/>
             </w:r>
           </w:p>
         </w:tc>
@@ -828,6 +1091,7 @@
             <w:dataBinding w:prefixMappings="xmlns:ns0='http://purl.org/dc/elements/1.1/' xmlns:ns1='http://schemas.openxmlformats.org/package/2006/metadata/core-properties' " w:xpath="/ns1:coreProperties[1]/ns1:keywords[1]" w:storeItemID="{6C3C8BC8-F283-45AE-878A-BAB7291924A1}"/>
             <w:text/>
           </w:sdtPr>
+          <w:sdtEndPr/>
           <w:sdtContent>
             <w:tc>
               <w:tcPr>
@@ -851,25 +1115,7 @@
                     <w:szCs w:val="22"/>
                     <w:highlight w:val="yellow"/>
                   </w:rPr>
-                  <w:t>202</w:t>
-                </w:r>
-                <w:r>
-                  <w:rPr>
-                    <w:rFonts w:asciiTheme="minorHAnsi" w:hAnsiTheme="minorHAnsi"/>
-                    <w:sz w:val="22"/>
-                    <w:szCs w:val="22"/>
-                    <w:highlight w:val="yellow"/>
-                  </w:rPr>
-                  <w:t>434</w:t>
-                </w:r>
-                <w:r>
-                  <w:rPr>
-                    <w:rFonts w:asciiTheme="minorHAnsi" w:hAnsiTheme="minorHAnsi"/>
-                    <w:sz w:val="22"/>
-                    <w:szCs w:val="22"/>
-                    <w:highlight w:val="yellow"/>
-                  </w:rPr>
-                  <w:t>01</w:t>
+                  <w:t>20243524</w:t>
                 </w:r>
               </w:p>
             </w:tc>
@@ -958,7 +1204,7 @@
                 <w:szCs w:val="22"/>
                 <w:highlight w:val="yellow"/>
               </w:rPr>
-              <w:t>customer ccs</w:t>
+              <w:t>Jane Doe</w:t>
             </w:r>
             <w:r>
               <w:rPr>
@@ -1021,7 +1267,7 @@
                 <w:szCs w:val="22"/>
                 <w:highlight w:val="yellow"/>
               </w:rPr>
-              <w:t xml:space="preserve">D. Mikulec; MAS </w:t>
+              <w:fldChar w:fldCharType="begin"/>
             </w:r>
             <w:r>
               <w:rPr>
@@ -1030,7 +1276,34 @@
                 <w:szCs w:val="22"/>
                 <w:highlight w:val="yellow"/>
               </w:rPr>
-              <w:t>Technical Director</w:t>
+              <w:instrText xml:space="preserve"> DOCPROPERTY  "maverick ccs"  \* MERGEFORMAT </w:instrText>
+            </w:r>
+            <w:r>
+              <w:rPr>
+                <w:rFonts w:asciiTheme="minorHAnsi" w:hAnsiTheme="minorHAnsi"/>
+                <w:sz w:val="22"/>
+                <w:szCs w:val="22"/>
+                <w:highlight w:val="yellow"/>
+              </w:rPr>
+              <w:fldChar w:fldCharType="separate"/>
+            </w:r>
+            <w:r>
+              <w:rPr>
+                <w:rFonts w:asciiTheme="minorHAnsi" w:hAnsiTheme="minorHAnsi"/>
+                <w:sz w:val="22"/>
+                <w:szCs w:val="22"/>
+                <w:highlight w:val="yellow"/>
+              </w:rPr>
+              <w:t>Pedro Motta</w:t>
+            </w:r>
+            <w:r>
+              <w:rPr>
+                <w:rFonts w:asciiTheme="minorHAnsi" w:hAnsiTheme="minorHAnsi"/>
+                <w:sz w:val="22"/>
+                <w:szCs w:val="22"/>
+                <w:highlight w:val="yellow"/>
+              </w:rPr>
+              <w:fldChar w:fldCharType="end"/>
             </w:r>
           </w:p>
         </w:tc>
@@ -1089,7 +1362,43 @@
                 <w:szCs w:val="22"/>
                 <w:highlight w:val="yellow"/>
               </w:rPr>
-              <w:t>Inspection date</w:t>
+              <w:fldChar w:fldCharType="begin"/>
+            </w:r>
+            <w:r>
+              <w:rPr>
+                <w:rFonts w:asciiTheme="minorHAnsi" w:hAnsiTheme="minorHAnsi"/>
+                <w:sz w:val="22"/>
+                <w:szCs w:val="22"/>
+                <w:highlight w:val="yellow"/>
+              </w:rPr>
+              <w:instrText xml:space="preserve"> DOCPROPERTY  "inspection date"  \* MERGEFORMAT </w:instrText>
+            </w:r>
+            <w:r>
+              <w:rPr>
+                <w:rFonts w:asciiTheme="minorHAnsi" w:hAnsiTheme="minorHAnsi"/>
+                <w:sz w:val="22"/>
+                <w:szCs w:val="22"/>
+                <w:highlight w:val="yellow"/>
+              </w:rPr>
+              <w:fldChar w:fldCharType="separate"/>
+            </w:r>
+            <w:r>
+              <w:rPr>
+                <w:rFonts w:asciiTheme="minorHAnsi" w:hAnsiTheme="minorHAnsi"/>
+                <w:sz w:val="22"/>
+                <w:szCs w:val="22"/>
+                <w:highlight w:val="yellow"/>
+              </w:rPr>
+              <w:t>10/27/2024</w:t>
+            </w:r>
+            <w:r>
+              <w:rPr>
+                <w:rFonts w:asciiTheme="minorHAnsi" w:hAnsiTheme="minorHAnsi"/>
+                <w:sz w:val="22"/>
+                <w:szCs w:val="22"/>
+                <w:highlight w:val="yellow"/>
+              </w:rPr>
+              <w:fldChar w:fldCharType="end"/>
             </w:r>
           </w:p>
         </w:tc>
@@ -1142,7 +1451,43 @@
                 <w:szCs w:val="22"/>
                 <w:highlight w:val="yellow"/>
               </w:rPr>
-              <w:t>report date</w:t>
+              <w:fldChar w:fldCharType="begin"/>
+            </w:r>
+            <w:r>
+              <w:rPr>
+                <w:rFonts w:asciiTheme="minorHAnsi" w:hAnsiTheme="minorHAnsi"/>
+                <w:sz w:val="22"/>
+                <w:szCs w:val="22"/>
+                <w:highlight w:val="yellow"/>
+              </w:rPr>
+              <w:instrText xml:space="preserve"> DOCPROPERTY  "report date"  \* MERGEFORMAT </w:instrText>
+            </w:r>
+            <w:r>
+              <w:rPr>
+                <w:rFonts w:asciiTheme="minorHAnsi" w:hAnsiTheme="minorHAnsi"/>
+                <w:sz w:val="22"/>
+                <w:szCs w:val="22"/>
+                <w:highlight w:val="yellow"/>
+              </w:rPr>
+              <w:fldChar w:fldCharType="separate"/>
+            </w:r>
+            <w:r>
+              <w:rPr>
+                <w:rFonts w:asciiTheme="minorHAnsi" w:hAnsiTheme="minorHAnsi"/>
+                <w:sz w:val="22"/>
+                <w:szCs w:val="22"/>
+                <w:highlight w:val="yellow"/>
+              </w:rPr>
+              <w:t>11/20/2024</w:t>
+            </w:r>
+            <w:r>
+              <w:rPr>
+                <w:rFonts w:asciiTheme="minorHAnsi" w:hAnsiTheme="minorHAnsi"/>
+                <w:sz w:val="22"/>
+                <w:szCs w:val="22"/>
+                <w:highlight w:val="yellow"/>
+              </w:rPr>
+              <w:fldChar w:fldCharType="end"/>
             </w:r>
           </w:p>
         </w:tc>
@@ -1235,13 +1580,14 @@
           <w:dataBinding w:prefixMappings="xmlns:ns0='http://purl.org/dc/elements/1.1/' xmlns:ns1='http://schemas.openxmlformats.org/package/2006/metadata/core-properties' " w:xpath="/ns1:coreProperties[1]/ns0:subject[1]" w:storeItemID="{6C3C8BC8-F283-45AE-878A-BAB7291924A1}"/>
           <w:text/>
         </w:sdtPr>
+        <w:sdtEndPr/>
         <w:sdtContent>
           <w:r>
             <w:rPr>
               <w:rFonts w:asciiTheme="minorHAnsi" w:hAnsiTheme="minorHAnsi" w:cstheme="minorHAnsi"/>
               <w:highlight w:val="yellow"/>
             </w:rPr>
-            <w:t>Inspection of the FRP Fructose Vessel ‘A’</w:t>
+            <w:t>Inspection</w:t>
           </w:r>
         </w:sdtContent>
       </w:sdt>
@@ -1283,15 +1629,18 @@
           <w:dataBinding w:prefixMappings="xmlns:ns0='http://purl.org/dc/elements/1.1/' xmlns:ns1='http://schemas.openxmlformats.org/package/2006/metadata/core-properties' " w:xpath="/ns1:coreProperties[1]/ns0:title[1]" w:storeItemID="{6C3C8BC8-F283-45AE-878A-BAB7291924A1}"/>
           <w:text/>
         </w:sdtPr>
+        <w:sdtEndPr/>
         <w:sdtContent>
+          <w:proofErr w:type="spellStart"/>
           <w:r>
             <w:rPr>
               <w:rFonts w:asciiTheme="minorHAnsi" w:hAnsiTheme="minorHAnsi" w:cstheme="minorHAnsi"/>
               <w:szCs w:val="24"/>
               <w:highlight w:val="yellow"/>
             </w:rPr>
-            <w:t>Cargill Food Solutions</w:t>
+            <w:t>Clifty</w:t>
           </w:r>
+          <w:proofErr w:type="spellEnd"/>
         </w:sdtContent>
       </w:sdt>
       <w:r>
@@ -1420,6 +1769,7 @@
           <w:dataBinding w:prefixMappings="xmlns:ns0='http://purl.org/dc/elements/1.1/' xmlns:ns1='http://schemas.openxmlformats.org/package/2006/metadata/core-properties' " w:xpath="/ns1:coreProperties[1]/ns0:creator[1]" w:storeItemID="{6C3C8BC8-F283-45AE-878A-BAB7291924A1}"/>
           <w:text/>
         </w:sdtPr>
+        <w:sdtEndPr/>
         <w:sdtContent>
           <w:r>
             <w:rPr>
@@ -1427,7 +1777,7 @@
               <w:szCs w:val="24"/>
               <w:highlight w:val="yellow"/>
             </w:rPr>
-            <w:t>Jean-Guy Gilbert</w:t>
+            <w:t>Pedro Motta</w:t>
           </w:r>
         </w:sdtContent>
       </w:sdt>
@@ -1503,15 +1853,18 @@
           <w:dataBinding w:prefixMappings="xmlns:ns0='http://purl.org/dc/elements/1.1/' xmlns:ns1='http://schemas.openxmlformats.org/package/2006/metadata/core-properties' " w:xpath="/ns1:coreProperties[1]/ns0:title[1]" w:storeItemID="{6C3C8BC8-F283-45AE-878A-BAB7291924A1}"/>
           <w:text/>
         </w:sdtPr>
+        <w:sdtEndPr/>
         <w:sdtContent>
+          <w:proofErr w:type="spellStart"/>
           <w:r>
             <w:rPr>
               <w:rFonts w:asciiTheme="minorHAnsi" w:hAnsiTheme="minorHAnsi" w:cs="Book Antiqua"/>
               <w:szCs w:val="24"/>
               <w:highlight w:val="yellow"/>
             </w:rPr>
-            <w:t>Cargill Food Solutions</w:t>
+            <w:t>Clifty</w:t>
           </w:r>
+          <w:proofErr w:type="spellEnd"/>
         </w:sdtContent>
       </w:sdt>
       <w:r>
@@ -2493,6 +2846,7 @@
         <w:dataBinding w:prefixMappings="xmlns:ns0='http://purl.org/dc/elements/1.1/' xmlns:ns1='http://schemas.openxmlformats.org/package/2006/metadata/core-properties' " w:xpath="/ns1:coreProperties[1]/ns0:creator[1]" w:storeItemID="{6C3C8BC8-F283-45AE-878A-BAB7291924A1}"/>
         <w:text/>
       </w:sdtPr>
+      <w:sdtEndPr/>
       <w:sdtContent>
         <w:p>
           <w:pPr>
@@ -2512,7 +2866,7 @@
               <w:i/>
               <w:sz w:val="32"/>
             </w:rPr>
-            <w:t>Jean-Guy Gilbert</w:t>
+            <w:t>Pedro Motta</w:t>
           </w:r>
         </w:p>
       </w:sdtContent>
@@ -2522,15 +2876,44 @@
         <w:tabs>
           <w:tab w:val="left" w:pos="90"/>
         </w:tabs>
+        <w:ind w:right="605"/>
+        <w:jc w:val="both"/>
         <w:rPr>
           <w:rFonts w:asciiTheme="minorHAnsi" w:hAnsiTheme="minorHAnsi"/>
+          <w:lang w:val="es-CL"/>
         </w:rPr>
       </w:pPr>
       <w:r>
         <w:rPr>
           <w:rFonts w:asciiTheme="minorHAnsi" w:hAnsiTheme="minorHAnsi"/>
         </w:rPr>
-        <w:t>MAS Inspection Manager</w:t>
+        <w:fldChar w:fldCharType="begin"/>
+      </w:r>
+      <w:r>
+        <w:rPr>
+          <w:rFonts w:asciiTheme="minorHAnsi" w:hAnsiTheme="minorHAnsi"/>
+          <w:lang w:val="es-CL"/>
+        </w:rPr>
+        <w:instrText xml:space="preserve"> DOCPROPERTY  "author title"  \* MERGEFORMAT </w:instrText>
+      </w:r>
+      <w:r>
+        <w:rPr>
+          <w:rFonts w:asciiTheme="minorHAnsi" w:hAnsiTheme="minorHAnsi"/>
+        </w:rPr>
+        <w:fldChar w:fldCharType="separate"/>
+      </w:r>
+      <w:r>
+        <w:rPr>
+          <w:rFonts w:asciiTheme="minorHAnsi" w:hAnsiTheme="minorHAnsi"/>
+          <w:lang w:val="es-CL"/>
+        </w:rPr>
+        <w:t>O Foda</w:t>
+      </w:r>
+      <w:r>
+        <w:rPr>
+          <w:rFonts w:asciiTheme="minorHAnsi" w:hAnsiTheme="minorHAnsi"/>
+        </w:rPr>
+        <w:fldChar w:fldCharType="end"/>
       </w:r>
     </w:p>
     <w:p>
@@ -2543,12 +2926,14 @@
         <w:rPr>
           <w:rFonts w:asciiTheme="minorHAnsi" w:hAnsiTheme="minorHAnsi" w:cs="Arial"/>
           <w:szCs w:val="24"/>
+          <w:lang w:val="es-CL"/>
         </w:rPr>
       </w:pPr>
       <w:r>
         <w:rPr>
           <w:rFonts w:asciiTheme="minorHAnsi" w:hAnsiTheme="minorHAnsi" w:cs="Arial"/>
           <w:szCs w:val="24"/>
+          <w:lang w:val="es-CL"/>
         </w:rPr>
         <w:t xml:space="preserve">Phone #: </w:t>
       </w:r>
@@ -2556,36 +2941,41 @@
         <w:rPr>
           <w:rFonts w:asciiTheme="minorHAnsi" w:hAnsiTheme="minorHAnsi" w:cs="Arial"/>
           <w:szCs w:val="24"/>
-        </w:rPr>
-        <w:t>205</w:t>
+          <w:lang w:val="es-CL"/>
+        </w:rPr>
+        <w:fldChar w:fldCharType="begin"/>
       </w:r>
       <w:r>
         <w:rPr>
           <w:rFonts w:asciiTheme="minorHAnsi" w:hAnsiTheme="minorHAnsi" w:cs="Arial"/>
           <w:szCs w:val="24"/>
-        </w:rPr>
-        <w:t>-</w:t>
+          <w:lang w:val="es-CL"/>
+        </w:rPr>
+        <w:instrText xml:space="preserve"> DOCPROPERTY  "maverick contact info cell"  \* MERGEFORMAT </w:instrText>
       </w:r>
       <w:r>
         <w:rPr>
           <w:rFonts w:asciiTheme="minorHAnsi" w:hAnsiTheme="minorHAnsi" w:cs="Arial"/>
           <w:szCs w:val="24"/>
-        </w:rPr>
-        <w:t>644</w:t>
+          <w:lang w:val="es-CL"/>
+        </w:rPr>
+        <w:fldChar w:fldCharType="separate"/>
       </w:r>
       <w:r>
         <w:rPr>
           <w:rFonts w:asciiTheme="minorHAnsi" w:hAnsiTheme="minorHAnsi" w:cs="Arial"/>
           <w:szCs w:val="24"/>
-        </w:rPr>
-        <w:t>-</w:t>
+          <w:lang w:val="es-CL"/>
+        </w:rPr>
+        <w:t>696-2424-420</w:t>
       </w:r>
       <w:r>
         <w:rPr>
           <w:rFonts w:asciiTheme="minorHAnsi" w:hAnsiTheme="minorHAnsi" w:cs="Arial"/>
           <w:szCs w:val="24"/>
-        </w:rPr>
-        <w:t>2251</w:t>
+          <w:lang w:val="es-CL"/>
+        </w:rPr>
+        <w:fldChar w:fldCharType="end"/>
       </w:r>
     </w:p>
     <w:p>
@@ -2600,6 +2990,7 @@
           <w:color w:val="0070C0"/>
           <w:szCs w:val="24"/>
           <w:u w:val="single"/>
+          <w:lang w:val="es-CL"/>
         </w:rPr>
       </w:pPr>
       <w:r>
@@ -2608,8 +2999,9 @@
           <w:color w:val="0070C0"/>
           <w:szCs w:val="24"/>
           <w:u w:val="single"/>
-        </w:rPr>
-        <w:t>jggilbert</w:t>
+          <w:lang w:val="es-CL"/>
+        </w:rPr>
+        <w:fldChar w:fldCharType="begin"/>
       </w:r>
       <w:r>
         <w:rPr>
@@ -2617,8 +3009,39 @@
           <w:color w:val="0070C0"/>
           <w:szCs w:val="24"/>
           <w:u w:val="single"/>
-        </w:rPr>
-        <w:t>@mas-mss.com</w:t>
+          <w:lang w:val="es-CL"/>
+        </w:rPr>
+        <w:instrText xml:space="preserve"> DOCPROPERTY  "maverick contact info email"  \* MERGEFORMAT </w:instrText>
+      </w:r>
+      <w:r>
+        <w:rPr>
+          <w:rFonts w:asciiTheme="minorHAnsi" w:hAnsiTheme="minorHAnsi" w:cs="Arial"/>
+          <w:color w:val="0070C0"/>
+          <w:szCs w:val="24"/>
+          <w:u w:val="single"/>
+          <w:lang w:val="es-CL"/>
+        </w:rPr>
+        <w:fldChar w:fldCharType="separate"/>
+      </w:r>
+      <w:r>
+        <w:rPr>
+          <w:rFonts w:asciiTheme="minorHAnsi" w:hAnsiTheme="minorHAnsi" w:cs="Arial"/>
+          <w:color w:val="0070C0"/>
+          <w:szCs w:val="24"/>
+          <w:u w:val="single"/>
+          <w:lang w:val="es-CL"/>
+        </w:rPr>
+        <w:t>myemail@gmail.com</w:t>
+      </w:r>
+      <w:r>
+        <w:rPr>
+          <w:rFonts w:asciiTheme="minorHAnsi" w:hAnsiTheme="minorHAnsi" w:cs="Arial"/>
+          <w:color w:val="0070C0"/>
+          <w:szCs w:val="24"/>
+          <w:u w:val="single"/>
+          <w:lang w:val="es-CL"/>
+        </w:rPr>
+        <w:fldChar w:fldCharType="end"/>
       </w:r>
     </w:p>
     <w:sectPr>
@@ -3181,7 +3604,13 @@
         <w:dataBinding w:prefixMappings="xmlns:ns0='http://purl.org/dc/elements/1.1/' xmlns:ns1='http://schemas.openxmlformats.org/package/2006/metadata/core-properties' " w:xpath="/ns1:coreProperties[1]/ns0:title[1]" w:storeItemID="{6C3C8BC8-F283-45AE-878A-BAB7291924A1}"/>
         <w:text/>
       </w:sdtPr>
+      <w:sdtEndPr>
+        <w:rPr>
+          <w:rStyle w:val="PageNumber"/>
+        </w:rPr>
+      </w:sdtEndPr>
       <w:sdtContent>
+        <w:proofErr w:type="spellStart"/>
         <w:r>
           <w:rPr>
             <w:rStyle w:val="PageNumber"/>
@@ -3189,8 +3618,9 @@
             <w:b/>
             <w:szCs w:val="24"/>
           </w:rPr>
-          <w:t>Cargill Food Solutions</w:t>
+          <w:t>Clifty</w:t>
         </w:r>
+        <w:proofErr w:type="spellEnd"/>
       </w:sdtContent>
     </w:sdt>
     <w:r>
@@ -3310,6 +3740,7 @@
         <w:dataBinding w:prefixMappings="xmlns:ns0='http://purl.org/dc/elements/1.1/' xmlns:ns1='http://schemas.openxmlformats.org/package/2006/metadata/core-properties' " w:xpath="/ns1:coreProperties[1]/ns0:subject[1]" w:storeItemID="{6C3C8BC8-F283-45AE-878A-BAB7291924A1}"/>
         <w:text/>
       </w:sdtPr>
+      <w:sdtEndPr/>
       <w:sdtContent>
         <w:r>
           <w:rPr>
@@ -3317,7 +3748,7 @@
             <w:i/>
             <w:sz w:val="20"/>
           </w:rPr>
-          <w:t>Inspection of the FRP Fructose Vessel ‘A’</w:t>
+          <w:t>Inspection</w:t>
         </w:r>
       </w:sdtContent>
     </w:sdt>
@@ -3361,6 +3792,7 @@
         <w:dataBinding w:prefixMappings="xmlns:ns0='http://purl.org/dc/elements/1.1/' xmlns:ns1='http://schemas.openxmlformats.org/package/2006/metadata/core-properties' " w:xpath="/ns1:coreProperties[1]/ns1:keywords[1]" w:storeItemID="{6C3C8BC8-F283-45AE-878A-BAB7291924A1}"/>
         <w:text/>
       </w:sdtPr>
+      <w:sdtEndPr/>
       <w:sdtContent>
         <w:r>
           <w:rPr>
@@ -3368,7 +3800,7 @@
             <w:i/>
             <w:sz w:val="20"/>
           </w:rPr>
-          <w:t>20243401</w:t>
+          <w:t>20243524</w:t>
         </w:r>
       </w:sdtContent>
     </w:sdt>
@@ -8365,7 +8797,7 @@
     <w:charset w:val="00"/>
     <w:family w:val="swiss"/>
     <w:pitch w:val="variable"/>
-    <w:sig w:usb0="E4002EFF" w:usb1="C000247B" w:usb2="00000009" w:usb3="00000000" w:csb0="000001FF" w:csb1="00000000"/>
+    <w:sig w:usb0="E4002EFF" w:usb1="C200247B" w:usb2="00000009" w:usb3="00000000" w:csb0="000001FF" w:csb1="00000000"/>
   </w:font>
   <w:font w:name="Arial">
     <w:panose1 w:val="020B0604020202020204"/>
@@ -8431,21 +8863,28 @@
     <w:rsid w:val="002871E2"/>
     <w:rsid w:val="002C30A2"/>
     <w:rsid w:val="003178A5"/>
+    <w:rsid w:val="003C163A"/>
     <w:rsid w:val="003E423E"/>
     <w:rsid w:val="00400F60"/>
     <w:rsid w:val="00470D4E"/>
+    <w:rsid w:val="004F6C3A"/>
     <w:rsid w:val="005B5945"/>
+    <w:rsid w:val="005B76FE"/>
     <w:rsid w:val="00630504"/>
     <w:rsid w:val="00663B22"/>
+    <w:rsid w:val="00693546"/>
     <w:rsid w:val="006943D9"/>
     <w:rsid w:val="00713B68"/>
     <w:rsid w:val="00715183"/>
+    <w:rsid w:val="007403F6"/>
     <w:rsid w:val="00757AFF"/>
     <w:rsid w:val="007744B5"/>
     <w:rsid w:val="007B692C"/>
     <w:rsid w:val="007E5179"/>
     <w:rsid w:val="007F6C7E"/>
+    <w:rsid w:val="00814431"/>
     <w:rsid w:val="00834813"/>
+    <w:rsid w:val="00841CF4"/>
     <w:rsid w:val="008529C5"/>
     <w:rsid w:val="008D3D09"/>
     <w:rsid w:val="008E10A4"/>
@@ -8457,6 +8896,8 @@
     <w:rsid w:val="00AE5D55"/>
     <w:rsid w:val="00C55073"/>
     <w:rsid w:val="00C973AB"/>
+    <w:rsid w:val="00CE5704"/>
+    <w:rsid w:val="00CF5087"/>
     <w:rsid w:val="00D56DC5"/>
     <w:rsid w:val="00D62349"/>
     <w:rsid w:val="00D65164"/>
